--- a/Screening manual - step by step (draft).docx
+++ b/Screening manual - step by step (draft).docx
@@ -116,7 +116,7 @@
                 <w:sz w:val="19"/>
                 <w:szCs w:val="19"/>
               </w:rPr>
-              <w:t xml:space="preserve">操作手册 v2026-10-10（草稿）。标 </w:t>
+              <w:t xml:space="preserve">操作手册 v2026-10-10b（草稿）。标 </w:t>
             </w:r>
             <w:r>
               <w:rPr>
@@ -347,7 +347,7 @@
                 <w:sz w:val="19"/>
                 <w:szCs w:val="19"/>
               </w:rPr>
-              <w:t xml:space="preserve">《筛选指南》v2026-10-10a：判断规则以它为准。分歧清单脚本：</w:t>
+              <w:t xml:space="preserve">《筛选指南》v2026-10-10b：判断规则以它为准。分歧清单脚本：</w:t>
             </w:r>
             <w:r>
               <w:rPr>
@@ -4596,7 +4596,7 @@
         <w:rPr>
           <w:rFonts w:ascii="Calibri" w:cs="Calibri" w:eastAsia="Microsoft YaHei" w:hAnsi="Calibri"/>
         </w:rPr>
-        <w:t xml:space="preserve">协议没有提 Rayyan 的 Blind Mode。它是我们为了让"独立"真正做到、并且能被证明而选的设置：盲法开着，两人在筛完之前看不到对方的决定，方法部分才能写"独立筛选"。</w:t>
+        <w:t xml:space="preserve">协议 v1.3 写明：Rayyan 的盲法在两人都筛完一个阶段之前保持开启，作者和期刊信息隐藏。这样"独立"才真正做得到、也能被证明：盲法开着，两人在筛完之前看不到对方的决定，方法部分才能写"独立筛选"。</w:t>
       </w:r>
     </w:p>
     <w:p>
@@ -5514,7 +5514,7 @@
                 <w:sz w:val="19"/>
                 <w:szCs w:val="19"/>
               </w:rPr>
-              <w:t xml:space="preserve">协议没有写使用 AI 或自动化工具辅助筛选；要用必须先改协议并在方法里说明</w:t>
+              <w:t xml:space="preserve">协议 v1.3 写明不使用 Rayyan 的人工智能功能、自动查重和自动处理重复；要用必须先改协议并在方法里说明</w:t>
             </w:r>
           </w:p>
         </w:tc>
@@ -5582,7 +5582,7 @@
                 <w:sz w:val="19"/>
                 <w:szCs w:val="19"/>
               </w:rPr>
-              <w:t xml:space="preserve">据 Claude 所知，Rayyan 会根据你已有的决定给其余记录打相关性预测分。协议没有写；顺序不影响结果，保持默认顺序即可 </w:t>
+              <w:t xml:space="preserve">据 Claude 所知，Rayyan 会根据你已有的决定给其余记录打相关性预测分。这很可能属于协议 v1.3 所说的"人工智能功能"（协议没有单独点名 Ratings）；顺序不影响结果，保持默认顺序即可 </w:t>
             </w:r>
             <w:r>
               <w:rPr>
@@ -17270,7 +17270,7 @@
         <w:rPr>
           <w:rFonts w:ascii="Calibri" w:cs="Calibri" w:eastAsia="Microsoft YaHei" w:hAnsi="Calibri"/>
         </w:rPr>
-        <w:t xml:space="preserve"> 协议没有提这个开关，但它是让"独立"做得到、说得清的办法。筛完之前一直开着。</w:t>
+        <w:t xml:space="preserve"> 必须。协议 v1.3 写明盲法在两人都筛完一个阶段之前保持开启；它也是让"独立"做得到、说得清的办法。</w:t>
       </w:r>
     </w:p>
     <w:p>
@@ -32689,7 +32689,7 @@
         <w:rPr>
           <w:rFonts w:ascii="Calibri" w:cs="Calibri" w:eastAsia="Microsoft YaHei" w:hAnsi="Calibri"/>
         </w:rPr>
-        <w:t xml:space="preserve">《筛选指南》v2026-10-10a（</w:t>
+        <w:t xml:space="preserve">《筛选指南》v2026-10-10b（</w:t>
       </w:r>
       <w:r>
         <w:rPr>
@@ -32987,7 +32987,7 @@
         <w:sz w:val="17"/>
         <w:szCs w:val="17"/>
       </w:rPr>
-      <w:t xml:space="preserve">筛选操作手册 v2026-10-10   |   第 </w:t>
+      <w:t xml:space="preserve">筛选操作手册 v2026-10-10b   |   第 </w:t>
     </w:r>
     <w:r>
       <w:rPr>

--- a/Screening manual - step by step (draft).docx
+++ b/Screening manual - step by step (draft).docx
@@ -276,7 +276,7 @@
                 <w:sz w:val="19"/>
                 <w:szCs w:val="19"/>
               </w:rPr>
-              <w:t xml:space="preserve">舒俊（筛选员 1，Rayyan 项目所有者）、彭飞（筛选员 2）、杨军（仲裁）。Claude 负责整理数据、运行脚本和起草文件，不对任何一条记录做筛选决定</w:t>
+              <w:t xml:space="preserve">舒俊（筛选员 1，Rayyan 项目所有者）、彭飞（筛选员 2）、杨俊（仲裁）。Claude 负责整理数据、运行脚本和起草文件，不对任何一条记录做筛选决定</w:t>
             </w:r>
           </w:p>
         </w:tc>
@@ -1787,7 +1787,7 @@
                 <w:sz w:val="19"/>
                 <w:szCs w:val="19"/>
               </w:rPr>
-              <w:t xml:space="preserve">所有人；杨军重点看 10.7</w:t>
+              <w:t xml:space="preserve">所有人；杨俊重点看 10.7</w:t>
             </w:r>
           </w:p>
         </w:tc>
@@ -2113,7 +2113,7 @@
         <w:rPr>
           <w:rFonts w:ascii="Calibri" w:cs="Calibri" w:eastAsia="Microsoft YaHei" w:hAnsi="Calibri"/>
         </w:rPr>
-        <w:t xml:space="preserve">两位筛选员各自独立把 2,548 条记录筛一遍，互相看不到对方的决定。筛完之后才对照：两人一致的直接定下来，只有"一人排除、另一人不排除"的记录才需要讨论，讨论不了的交杨军仲裁。</w:t>
+        <w:t xml:space="preserve">两位筛选员各自独立把 2,548 条记录筛一遍，互相看不到对方的决定。筛完之后才对照：两人一致的直接定下来，只有"一人排除、另一人不排除"的记录才需要讨论，讨论不了的交杨俊仲裁。</w:t>
       </w:r>
     </w:p>
     <w:tbl>
@@ -3119,7 +3119,7 @@
                 <w:sz w:val="19"/>
                 <w:szCs w:val="19"/>
               </w:rPr>
-              <w:t xml:space="preserve">杨军</w:t>
+              <w:t xml:space="preserve">杨俊</w:t>
             </w:r>
           </w:p>
         </w:tc>
@@ -4580,7 +4580,7 @@
         <w:rPr>
           <w:rFonts w:ascii="Calibri" w:cs="Calibri" w:eastAsia="Microsoft YaHei" w:hAnsi="Calibri"/>
         </w:rPr>
-        <w:t xml:space="preserve">协议第 14 节规定：两位筛选员独立筛选标题和摘要，再独立筛选全文；分歧由讨论解决，必要时由第三位（杨军）决定。</w:t>
+        <w:t xml:space="preserve">协议第 14 节规定：两位筛选员独立筛选标题和摘要，再独立筛选全文；分歧由讨论解决，必要时由第三位（杨俊）决定。</w:t>
       </w:r>
     </w:p>
     <w:p>
@@ -18790,7 +18790,7 @@
                 <w:sz w:val="19"/>
                 <w:szCs w:val="19"/>
               </w:rPr>
-              <w:t xml:space="preserve">杨军仲裁</w:t>
+              <w:t xml:space="preserve">杨俊仲裁</w:t>
             </w:r>
           </w:p>
         </w:tc>
@@ -20145,7 +20145,7 @@
         <w:rPr>
           <w:rFonts w:ascii="Calibri" w:cs="Calibri" w:eastAsia="Microsoft YaHei" w:hAnsi="Calibri"/>
         </w:rPr>
-        <w:t xml:space="preserve"> 填一句理由（Exclude 要写 E 编号）。不一致 → 这两列空着，交给杨军。</w:t>
+        <w:t xml:space="preserve"> 填一句理由（Exclude 要写 E 编号）。不一致 → 这两列空着，交给杨俊。</w:t>
       </w:r>
     </w:p>
     <w:p>
@@ -20182,7 +20182,7 @@
         <w:rPr>
           <w:rFonts w:ascii="Calibri" w:cs="Calibri" w:eastAsia="Microsoft YaHei" w:hAnsi="Calibri"/>
         </w:rPr>
-        <w:t xml:space="preserve">10.7 仲裁（杨军）</w:t>
+        <w:t xml:space="preserve">10.7 仲裁（杨俊）</w:t>
       </w:r>
     </w:p>
     <w:p>
@@ -20206,7 +20206,7 @@
         <w:rPr>
           <w:rFonts w:ascii="Calibri" w:cs="Calibri" w:eastAsia="Microsoft YaHei" w:hAnsi="Calibri"/>
         </w:rPr>
-        <w:t xml:space="preserve"> 同一个分歧清单（用 Excel 或 WPS 打开即可）。杨军不需要 Rayyan 账号。</w:t>
+        <w:t xml:space="preserve"> 同一个分歧清单（用 Excel 或 WPS 打开即可）。杨俊不需要 Rayyan 账号。</w:t>
       </w:r>
     </w:p>
     <w:p>
@@ -20456,7 +20456,7 @@
         <w:rPr>
           <w:rFonts w:ascii="Calibri" w:cs="Calibri" w:eastAsia="Microsoft YaHei" w:hAnsi="Calibri"/>
         </w:rPr>
-        <w:t xml:space="preserve">，再解决分歧（先讨论，讨论不了的交杨军）。</w:t>
+        <w:t xml:space="preserve">，再解决分歧（先讨论，讨论不了的交杨俊）。</w:t>
       </w:r>
     </w:p>
     <w:p>
@@ -22912,7 +22912,7 @@
         <w:rPr>
           <w:rFonts w:ascii="Calibri" w:cs="Calibri" w:eastAsia="Microsoft YaHei" w:hAnsi="Calibri"/>
         </w:rPr>
-        <w:t xml:space="preserve">一人排除、另一人不排除的分歧先由两人讨论，不能解决的由杨军在 Rayyan 之外根据导出清单决定，每一步都有记录。</w:t>
+        <w:t xml:space="preserve">一人排除、另一人不排除的分歧先由两人讨论，不能解决的由杨俊在 Rayyan 之外根据导出清单决定，每一步都有记录。</w:t>
       </w:r>
     </w:p>
     <w:p>

--- a/Screening manual - step by step (draft).docx
+++ b/Screening manual - step by step (draft).docx
@@ -116,7 +116,7 @@
                 <w:sz w:val="19"/>
                 <w:szCs w:val="19"/>
               </w:rPr>
-              <w:t xml:space="preserve">操作手册 v2026-10-10b（草稿）。标 </w:t>
+              <w:t xml:space="preserve">操作手册 v2026-10-18a（草稿）。标 </w:t>
             </w:r>
             <w:r>
               <w:rPr>
@@ -205,7 +205,7 @@
                 <w:sz w:val="19"/>
                 <w:szCs w:val="19"/>
               </w:rPr>
-              <w:t xml:space="preserve">儿童游走脾系统综述（含个体患者数据）和单中心病例系列；PROSPERO CRD420261520329；协议 v1.3</w:t>
+              <w:t xml:space="preserve">儿童游走脾系统综述（含个体患者数据）和单中心病例系列；PROSPERO CRD420261520329；协议 v1.5</w:t>
             </w:r>
           </w:p>
         </w:tc>
@@ -347,7 +347,7 @@
                 <w:sz w:val="19"/>
                 <w:szCs w:val="19"/>
               </w:rPr>
-              <w:t xml:space="preserve">《筛选指南》v2026-10-10b：判断规则以它为准。分歧清单脚本：</w:t>
+              <w:t xml:space="preserve">《筛选指南》v2026-10-18a：判断规则以它为准。分歧清单脚本：</w:t>
             </w:r>
             <w:r>
               <w:rPr>
@@ -4596,7 +4596,7 @@
         <w:rPr>
           <w:rFonts w:ascii="Calibri" w:cs="Calibri" w:eastAsia="Microsoft YaHei" w:hAnsi="Calibri"/>
         </w:rPr>
-        <w:t xml:space="preserve">协议 v1.3 写明：Rayyan 的盲法在两人都筛完一个阶段之前保持开启，作者和期刊信息隐藏。这样"独立"才真正做得到、也能被证明：盲法开着，两人在筛完之前看不到对方的决定，方法部分才能写"独立筛选"。</w:t>
+        <w:t xml:space="preserve">协议 v1.5 写明：Rayyan 的盲法在两人都筛完一个阶段之前保持开启，作者和期刊信息隐藏。这样"独立"才真正做得到、也能被证明：盲法开着，两人在筛完之前看不到对方的决定，方法部分才能写"独立筛选"。</w:t>
       </w:r>
     </w:p>
     <w:p>
@@ -5514,7 +5514,7 @@
                 <w:sz w:val="19"/>
                 <w:szCs w:val="19"/>
               </w:rPr>
-              <w:t xml:space="preserve">协议 v1.3 写明不使用 Rayyan 的人工智能功能、自动查重和自动处理重复；要用必须先改协议并在方法里说明</w:t>
+              <w:t xml:space="preserve">协议 v1.5 写明不使用 Rayyan 的人工智能功能、自动查重和自动处理重复；要用必须先改协议并在方法里说明</w:t>
             </w:r>
           </w:p>
         </w:tc>
@@ -5582,7 +5582,7 @@
                 <w:sz w:val="19"/>
                 <w:szCs w:val="19"/>
               </w:rPr>
-              <w:t xml:space="preserve">据 Claude 所知，Rayyan 会根据你已有的决定给其余记录打相关性预测分。这很可能属于协议 v1.3 所说的"人工智能功能"（协议没有单独点名 Ratings）；顺序不影响结果，保持默认顺序即可 </w:t>
+              <w:t xml:space="preserve">据 Claude 所知，Rayyan 会根据你已有的决定给其余记录打相关性预测分。这很可能属于协议 v1.5 所说的"人工智能功能"（协议没有单独点名 Ratings）；顺序不影响结果，保持默认顺序即可 </w:t>
             </w:r>
             <w:r>
               <w:rPr>
@@ -17270,7 +17270,7 @@
         <w:rPr>
           <w:rFonts w:ascii="Calibri" w:cs="Calibri" w:eastAsia="Microsoft YaHei" w:hAnsi="Calibri"/>
         </w:rPr>
-        <w:t xml:space="preserve"> 必须。协议 v1.3 写明盲法在两人都筛完一个阶段之前保持开启；它也是让"独立"做得到、说得清的办法。</w:t>
+        <w:t xml:space="preserve"> 必须。协议 v1.5 写明盲法在两人都筛完一个阶段之前保持开启；它也是让"独立"做得到、说得清的办法。</w:t>
       </w:r>
     </w:p>
     <w:p>
@@ -20414,6 +20414,55 @@
           <w:rFonts w:ascii="Calibri" w:cs="Calibri" w:eastAsia="Microsoft YaHei" w:hAnsi="Calibri"/>
         </w:rPr>
         <w:t xml:space="preserve">11. 全文筛选</w:t>
+      </w:r>
+    </w:p>
+    <w:p>
+      <w:pPr>
+        <w:spacing w:after="120"/>
+      </w:pPr>
+      <w:r>
+        <w:rPr>
+          <w:rFonts w:ascii="Calibri" w:cs="Calibri" w:eastAsia="Microsoft YaHei" w:hAnsi="Calibri"/>
+          <w:b/>
+          <w:bCs/>
+        </w:rPr>
+        <w:t xml:space="preserve">本章已被《全文筛选指南》（Full-text screening guide (draft)，v2026-10-18d）取代，以那份指南为准。</w:t>
+      </w:r>
+      <w:r>
+        <w:rPr>
+          <w:rFonts w:ascii="Calibri" w:cs="Calibri" w:eastAsia="Microsoft YaHei" w:hAnsi="Calibri"/>
+        </w:rPr>
+        <w:t xml:space="preserve"> 主要差别：全文阶段不用 Rayyan，用提取工作簿里的 FT_log 表记录；2000 年以前发表的不取全文（理由 Y）；其余语种非英文、非中文的不取全文（理由 L）；理由选择有固定顺序；只写“扭转”的儿童报告、疝入胸腔的脾、取不到全文（D）都有专门的规则；只有汇总数据的报告批量索取个体数据；分歧清单由 </w:t>
+      </w:r>
+      <w:r>
+        <w:rPr>
+          <w:rFonts w:ascii="Consolas" w:cs="Consolas" w:eastAsia="Microsoft YaHei" w:hAnsi="Consolas"/>
+          <w:sz w:val="19"/>
+          <w:szCs w:val="19"/>
+          <w:shd w:fill="EEEEEE" w:val="clear"/>
+        </w:rPr>
+        <w:t xml:space="preserve">tools/compare_fulltext_logs.py</w:t>
+      </w:r>
+      <w:r>
+        <w:rPr>
+          <w:rFonts w:ascii="Calibri" w:cs="Calibri" w:eastAsia="Microsoft YaHei" w:hAnsi="Calibri"/>
+        </w:rPr>
+        <w:t xml:space="preserve"> 生成，最终名单由 </w:t>
+      </w:r>
+      <w:r>
+        <w:rPr>
+          <w:rFonts w:ascii="Consolas" w:cs="Consolas" w:eastAsia="Microsoft YaHei" w:hAnsi="Consolas"/>
+          <w:sz w:val="19"/>
+          <w:szCs w:val="19"/>
+          <w:shd w:fill="EEEEEE" w:val="clear"/>
+        </w:rPr>
+        <w:t xml:space="preserve">tools/finalize_fulltext.py</w:t>
+      </w:r>
+      <w:r>
+        <w:rPr>
+          <w:rFonts w:ascii="Calibri" w:cs="Calibri" w:eastAsia="Microsoft YaHei" w:hAnsi="Calibri"/>
+        </w:rPr>
+        <w:t xml:space="preserve"> 汇总。以下 11.1–11.3 保留了 10 月 10 日的原稿，仅供对照。</w:t>
       </w:r>
     </w:p>
     <w:p>
@@ -32658,7 +32707,7 @@
         <w:rPr>
           <w:rFonts w:ascii="Calibri" w:cs="Calibri" w:eastAsia="Microsoft YaHei" w:hAnsi="Calibri"/>
         </w:rPr>
-        <w:t xml:space="preserve">协议 v1.3（</w:t>
+        <w:t xml:space="preserve">协议 v1.5（</w:t>
       </w:r>
       <w:r>
         <w:rPr>
@@ -32689,7 +32738,7 @@
         <w:rPr>
           <w:rFonts w:ascii="Calibri" w:cs="Calibri" w:eastAsia="Microsoft YaHei" w:hAnsi="Calibri"/>
         </w:rPr>
-        <w:t xml:space="preserve">《筛选指南》v2026-10-10b（</w:t>
+        <w:t xml:space="preserve">《筛选指南》v2026-10-18a（</w:t>
       </w:r>
       <w:r>
         <w:rPr>
@@ -32987,7 +33036,7 @@
         <w:sz w:val="17"/>
         <w:szCs w:val="17"/>
       </w:rPr>
-      <w:t xml:space="preserve">筛选操作手册 v2026-10-10b   |   第 </w:t>
+      <w:t xml:space="preserve">筛选操作手册 v2026-10-18a   |   第 </w:t>
     </w:r>
     <w:r>
       <w:rPr>
